--- a/Knowledge/3-Work knowledge/1-Software Engineering/2-General Technologies/9-Databases/5-My Source/2-SQL/4-SQL Commands - DQL/4-SQL Operators.docx
+++ b/Knowledge/3-Work knowledge/1-Software Engineering/2-General Technologies/9-Databases/5-My Source/2-SQL/4-SQL Commands - DQL/4-SQL Operators.docx
@@ -275,8 +275,8 @@
         <w:rPr>
           <w:rFonts w:ascii="Roboto Mono" w:hAnsi="Roboto Mono"/>
         </w:rPr>
-        <w:pict w14:anchorId="3626B912">
-          <v:rect id="_x0000_i1026" style="width:0;height:1.5pt" o:hralign="center" o:hrstd="t" o:hr="t" fillcolor="#a0a0a0" stroked="f"/>
+        <w:pict w14:anchorId="6C103213">
+          <v:rect id="_x0000_i1025" style="width:0;height:1.5pt" o:hralign="center" o:hrstd="t" o:hr="t" fillcolor="#a0a0a0" stroked="f"/>
         </w:pict>
       </w:r>
     </w:p>
@@ -482,7 +482,6 @@
         <w:rPr>
           <w:rFonts w:ascii="Roboto Mono" w:hAnsi="Roboto Mono"/>
         </w:rPr>
-        <w:lastRenderedPageBreak/>
         <w:t>Test for NULL values</w:t>
       </w:r>
     </w:p>
@@ -496,8 +495,8 @@
         <w:rPr>
           <w:rFonts w:ascii="Roboto Mono" w:hAnsi="Roboto Mono"/>
         </w:rPr>
-        <w:pict w14:anchorId="0696B9E4">
-          <v:rect id="_x0000_i1027" style="width:0;height:1.5pt" o:hralign="center" o:hrstd="t" o:hr="t" fillcolor="#a0a0a0" stroked="f"/>
+        <w:pict w14:anchorId="445DF4DE">
+          <v:rect id="_x0000_i1026" style="width:0;height:1.5pt" o:hralign="center" o:hrstd="t" o:hr="t" fillcolor="#a0a0a0" stroked="f"/>
         </w:pict>
       </w:r>
     </w:p>
@@ -604,7 +603,7 @@
           <w:noProof/>
         </w:rPr>
         <w:drawing>
-          <wp:inline distT="0" distB="0" distL="0" distR="0" wp14:anchorId="1C75D3FA" wp14:editId="0E2AAC26">
+          <wp:inline distT="0" distB="0" distL="0" distR="0" wp14:anchorId="55744250" wp14:editId="6820C97B">
             <wp:extent cx="5943600" cy="1198880"/>
             <wp:effectExtent l="0" t="0" r="0" b="1270"/>
             <wp:docPr id="2141446862" name="Picture 1"/>
@@ -1039,8 +1038,8 @@
         <w:rPr>
           <w:rFonts w:ascii="Roboto Mono" w:hAnsi="Roboto Mono"/>
         </w:rPr>
-        <w:pict w14:anchorId="5F6604D7">
-          <v:rect id="_x0000_i1028" style="width:0;height:1.5pt" o:hralign="center" o:hrstd="t" o:hr="t" fillcolor="#a0a0a0" stroked="f"/>
+        <w:pict w14:anchorId="6387CD20">
+          <v:rect id="_x0000_i1027" style="width:0;height:1.5pt" o:hralign="center" o:hrstd="t" o:hr="t" fillcolor="#a0a0a0" stroked="f"/>
         </w:pict>
       </w:r>
     </w:p>
@@ -1074,7 +1073,7 @@
           <w:noProof/>
         </w:rPr>
         <w:drawing>
-          <wp:inline distT="0" distB="0" distL="0" distR="0" wp14:anchorId="79701A30" wp14:editId="7C756757">
+          <wp:inline distT="0" distB="0" distL="0" distR="0" wp14:anchorId="4CDE6C65" wp14:editId="0BF12A13">
             <wp:extent cx="5943600" cy="917575"/>
             <wp:effectExtent l="0" t="0" r="0" b="0"/>
             <wp:docPr id="219475225" name="Picture 2"/>
@@ -1172,8 +1171,8 @@
         <w:rPr>
           <w:rFonts w:ascii="Roboto Mono" w:hAnsi="Roboto Mono"/>
         </w:rPr>
-        <w:pict w14:anchorId="67D4A1F7">
-          <v:rect id="_x0000_i1029" style="width:0;height:1.5pt" o:hralign="center" o:hrstd="t" o:hr="t" fillcolor="#a0a0a0" stroked="f"/>
+        <w:pict w14:anchorId="6BD534B7">
+          <v:rect id="_x0000_i1028" style="width:0;height:1.5pt" o:hralign="center" o:hrstd="t" o:hr="t" fillcolor="#a0a0a0" stroked="f"/>
         </w:pict>
       </w:r>
     </w:p>
@@ -1206,9 +1205,8 @@
         <w:rPr>
           <w:noProof/>
         </w:rPr>
-        <w:lastRenderedPageBreak/>
         <w:drawing>
-          <wp:inline distT="0" distB="0" distL="0" distR="0" wp14:anchorId="74A4A72E" wp14:editId="28E29BFD">
+          <wp:inline distT="0" distB="0" distL="0" distR="0" wp14:anchorId="3DE7C40A" wp14:editId="7F5882C1">
             <wp:extent cx="5943600" cy="906780"/>
             <wp:effectExtent l="0" t="0" r="0" b="7620"/>
             <wp:docPr id="651317160" name="Picture 3"/>
@@ -1571,8 +1569,8 @@
         <w:rPr>
           <w:rFonts w:ascii="Roboto Mono" w:hAnsi="Roboto Mono"/>
         </w:rPr>
-        <w:pict w14:anchorId="63567637">
-          <v:rect id="_x0000_i1030" style="width:0;height:1.5pt" o:hralign="center" o:hrstd="t" o:hr="t" fillcolor="#a0a0a0" stroked="f"/>
+        <w:pict w14:anchorId="6D54467D">
+          <v:rect id="_x0000_i1029" style="width:0;height:1.5pt" o:hralign="center" o:hrstd="t" o:hr="t" fillcolor="#a0a0a0" stroked="f"/>
         </w:pict>
       </w:r>
     </w:p>
@@ -1662,7 +1660,7 @@
           <w:noProof/>
         </w:rPr>
         <w:drawing>
-          <wp:inline distT="0" distB="0" distL="0" distR="0" wp14:anchorId="3980BFF6" wp14:editId="30166CC4">
+          <wp:inline distT="0" distB="0" distL="0" distR="0" wp14:anchorId="019D1F20" wp14:editId="03BFCF98">
             <wp:extent cx="5943600" cy="3289300"/>
             <wp:effectExtent l="0" t="0" r="0" b="6350"/>
             <wp:docPr id="115561665" name="Picture 1"/>
@@ -1891,7 +1889,6 @@
               <w:rPr>
                 <w:rFonts w:ascii="Roboto Mono" w:hAnsi="Roboto Mono"/>
               </w:rPr>
-              <w:lastRenderedPageBreak/>
               <w:t>Arithmetic Operators</w:t>
             </w:r>
           </w:p>
@@ -2198,8 +2195,8 @@
         <w:rPr>
           <w:rFonts w:ascii="Roboto Mono" w:hAnsi="Roboto Mono"/>
         </w:rPr>
-        <w:pict w14:anchorId="070214FE">
-          <v:rect id="_x0000_i1031" style="width:0;height:1.5pt" o:hralign="center" o:hrstd="t" o:hr="t" fillcolor="#a0a0a0" stroked="f"/>
+        <w:pict w14:anchorId="55212CE9">
+          <v:rect id="_x0000_i1030" style="width:0;height:1.5pt" o:hralign="center" o:hrstd="t" o:hr="t" fillcolor="#a0a0a0" stroked="f"/>
         </w:pict>
       </w:r>
     </w:p>
@@ -2303,7 +2300,7 @@
           <w:noProof/>
         </w:rPr>
         <w:drawing>
-          <wp:inline distT="0" distB="0" distL="0" distR="0" wp14:anchorId="617F3682" wp14:editId="2599FF61">
+          <wp:inline distT="0" distB="0" distL="0" distR="0" wp14:anchorId="708B99D6" wp14:editId="3699A51B">
             <wp:extent cx="5943600" cy="2313305"/>
             <wp:effectExtent l="0" t="0" r="0" b="0"/>
             <wp:docPr id="1191502074" name="Picture 5"/>
@@ -2532,7 +2529,6 @@
               <w:rPr>
                 <w:rFonts w:ascii="Roboto Mono" w:hAnsi="Roboto Mono"/>
               </w:rPr>
-              <w:lastRenderedPageBreak/>
               <w:t>&lt;&gt; or !=</w:t>
             </w:r>
           </w:p>
@@ -2869,7 +2865,7 @@
           <w:noProof/>
         </w:rPr>
         <w:drawing>
-          <wp:inline distT="0" distB="0" distL="0" distR="0" wp14:anchorId="36981CE5" wp14:editId="03C7AF24">
+          <wp:inline distT="0" distB="0" distL="0" distR="0" wp14:anchorId="3F5FC8DC" wp14:editId="58A987C5">
             <wp:extent cx="5943600" cy="926465"/>
             <wp:effectExtent l="0" t="0" r="0" b="6985"/>
             <wp:docPr id="481679694" name="Picture 6"/>
@@ -2967,8 +2963,8 @@
         <w:rPr>
           <w:rFonts w:ascii="Roboto Mono" w:hAnsi="Roboto Mono"/>
         </w:rPr>
-        <w:pict w14:anchorId="75EC1529">
-          <v:rect id="_x0000_i1032" style="width:0;height:1.5pt" o:hralign="center" o:hrstd="t" o:hr="t" fillcolor="#a0a0a0" stroked="f"/>
+        <w:pict w14:anchorId="74C4B817">
+          <v:rect id="_x0000_i1031" style="width:0;height:1.5pt" o:hralign="center" o:hrstd="t" o:hr="t" fillcolor="#a0a0a0" stroked="f"/>
         </w:pict>
       </w:r>
     </w:p>
@@ -3072,7 +3068,7 @@
           <w:noProof/>
         </w:rPr>
         <w:drawing>
-          <wp:inline distT="0" distB="0" distL="0" distR="0" wp14:anchorId="500F0812" wp14:editId="6FF32ACE">
+          <wp:inline distT="0" distB="0" distL="0" distR="0" wp14:anchorId="7ACA8753" wp14:editId="46B67789">
             <wp:extent cx="5943600" cy="1233805"/>
             <wp:effectExtent l="0" t="0" r="0" b="4445"/>
             <wp:docPr id="1685207844" name="Picture 7"/>
@@ -3256,7 +3252,6 @@
               <w:rPr>
                 <w:rFonts w:ascii="Roboto Mono" w:hAnsi="Roboto Mono"/>
               </w:rPr>
-              <w:lastRenderedPageBreak/>
               <w:t>OR</w:t>
             </w:r>
           </w:p>
@@ -3358,7 +3353,7 @@
           <w:noProof/>
         </w:rPr>
         <w:drawing>
-          <wp:inline distT="0" distB="0" distL="0" distR="0" wp14:anchorId="11B99E57" wp14:editId="18E12F42">
+          <wp:inline distT="0" distB="0" distL="0" distR="0" wp14:anchorId="61148A53" wp14:editId="6C0B7DE6">
             <wp:extent cx="5943600" cy="1096645"/>
             <wp:effectExtent l="0" t="0" r="0" b="8255"/>
             <wp:docPr id="2052769033" name="Picture 8"/>
@@ -3469,8 +3464,8 @@
         <w:rPr>
           <w:rFonts w:ascii="Roboto Mono" w:hAnsi="Roboto Mono"/>
         </w:rPr>
-        <w:pict w14:anchorId="7CF4AB45">
-          <v:rect id="_x0000_i1033" style="width:0;height:1.5pt" o:hralign="center" o:hrstd="t" o:hr="t" fillcolor="#a0a0a0" stroked="f"/>
+        <w:pict w14:anchorId="39D73534">
+          <v:rect id="_x0000_i1032" style="width:0;height:1.5pt" o:hralign="center" o:hrstd="t" o:hr="t" fillcolor="#a0a0a0" stroked="f"/>
         </w:pict>
       </w:r>
     </w:p>
@@ -3574,7 +3569,7 @@
           <w:noProof/>
         </w:rPr>
         <w:drawing>
-          <wp:inline distT="0" distB="0" distL="0" distR="0" wp14:anchorId="6F5D6DAE" wp14:editId="67BCF868">
+          <wp:inline distT="0" distB="0" distL="0" distR="0" wp14:anchorId="0FE9C20A" wp14:editId="15C5B940">
             <wp:extent cx="5943600" cy="1976755"/>
             <wp:effectExtent l="0" t="0" r="0" b="4445"/>
             <wp:docPr id="1825993490" name="Picture 9"/>
@@ -3665,7 +3660,6 @@
                 <w:b/>
                 <w:bCs/>
               </w:rPr>
-              <w:lastRenderedPageBreak/>
               <w:t>Operator</w:t>
             </w:r>
           </w:p>
@@ -4075,7 +4069,7 @@
           <w:noProof/>
         </w:rPr>
         <w:drawing>
-          <wp:inline distT="0" distB="0" distL="0" distR="0" wp14:anchorId="0C53CE5B" wp14:editId="053884F4">
+          <wp:inline distT="0" distB="0" distL="0" distR="0" wp14:anchorId="5D6087E4" wp14:editId="5B4A2625">
             <wp:extent cx="5943600" cy="940435"/>
             <wp:effectExtent l="0" t="0" r="0" b="0"/>
             <wp:docPr id="769712115" name="Picture 10"/>
@@ -4173,8 +4167,8 @@
         <w:rPr>
           <w:rFonts w:ascii="Roboto Mono" w:hAnsi="Roboto Mono"/>
         </w:rPr>
-        <w:pict w14:anchorId="515B6D20">
-          <v:rect id="_x0000_i1034" style="width:0;height:1.5pt" o:hralign="center" o:hrstd="t" o:hr="t" fillcolor="#a0a0a0" stroked="f"/>
+        <w:pict w14:anchorId="1020E6A2">
+          <v:rect id="_x0000_i1033" style="width:0;height:1.5pt" o:hralign="center" o:hrstd="t" o:hr="t" fillcolor="#a0a0a0" stroked="f"/>
         </w:pict>
       </w:r>
     </w:p>
@@ -4297,7 +4291,7 @@
           <w:noProof/>
         </w:rPr>
         <w:drawing>
-          <wp:inline distT="0" distB="0" distL="0" distR="0" wp14:anchorId="482612FD" wp14:editId="2A4B612F">
+          <wp:inline distT="0" distB="0" distL="0" distR="0" wp14:anchorId="46A63DFF" wp14:editId="72A53055">
             <wp:extent cx="5943600" cy="948690"/>
             <wp:effectExtent l="0" t="0" r="0" b="3810"/>
             <wp:docPr id="16777378" name="Picture 11"/>
@@ -4382,7 +4376,6 @@
         <w:rPr>
           <w:rFonts w:ascii="Roboto Mono" w:hAnsi="Roboto Mono"/>
         </w:rPr>
-        <w:lastRenderedPageBreak/>
         <w:t>WHERE Salary BETWEEN 5000 AND 8000;</w:t>
       </w:r>
     </w:p>
@@ -4396,13 +4389,175 @@
         <w:rPr>
           <w:rFonts w:ascii="Roboto Mono" w:hAnsi="Roboto Mono"/>
         </w:rPr>
-        <w:pict w14:anchorId="3B765697">
+        <w:pict w14:anchorId="593C870D">
+          <v:rect id="_x0000_i1034" style="width:0;height:1.5pt" o:hralign="center" o:hrstd="t" o:hr="t" fillcolor="#a0a0a0" stroked="f"/>
+        </w:pict>
+      </w:r>
+    </w:p>
+    <w:p>
+      <w:pPr>
+        <w:rPr>
+          <w:rFonts w:ascii="Roboto Mono" w:hAnsi="Roboto Mono"/>
+          <w:b/>
+          <w:bCs/>
+        </w:rPr>
+      </w:pPr>
+      <w:r>
+        <w:rPr>
+          <w:rFonts w:ascii="Roboto Mono" w:hAnsi="Roboto Mono"/>
+          <w:b/>
+          <w:bCs/>
+        </w:rPr>
+        <w:t>Result</w:t>
+      </w:r>
+    </w:p>
+    <w:p>
+      <w:pPr>
+        <w:rPr>
+          <w:rFonts w:ascii="Roboto Mono" w:hAnsi="Roboto Mono"/>
+        </w:rPr>
+      </w:pPr>
+      <w:r>
+        <w:rPr>
+          <w:rFonts w:ascii="Roboto Mono" w:hAnsi="Roboto Mono"/>
+        </w:rPr>
+        <w:t xml:space="preserve">Returns employees with salaries between </w:t>
+      </w:r>
+      <w:r>
+        <w:rPr>
+          <w:rFonts w:ascii="Roboto Mono" w:hAnsi="Roboto Mono"/>
+          <w:b/>
+          <w:bCs/>
+        </w:rPr>
+        <w:t>5000</w:t>
+      </w:r>
+      <w:r>
+        <w:rPr>
+          <w:rFonts w:ascii="Roboto Mono" w:hAnsi="Roboto Mono"/>
+        </w:rPr>
+        <w:t xml:space="preserve"> and </w:t>
+      </w:r>
+      <w:r>
+        <w:rPr>
+          <w:rFonts w:ascii="Roboto Mono" w:hAnsi="Roboto Mono"/>
+          <w:b/>
+          <w:bCs/>
+        </w:rPr>
+        <w:t>8000</w:t>
+      </w:r>
+      <w:r>
+        <w:rPr>
+          <w:rFonts w:ascii="Roboto Mono" w:hAnsi="Roboto Mono"/>
+        </w:rPr>
+        <w:t xml:space="preserve"> (inclusive).</w:t>
+      </w:r>
+    </w:p>
+    <w:p>
+      <w:pPr>
+        <w:rPr>
+          <w:rFonts w:ascii="Roboto Mono" w:hAnsi="Roboto Mono"/>
+        </w:rPr>
+      </w:pPr>
+      <w:r>
+        <w:rPr>
+          <w:rFonts w:ascii="Roboto Mono" w:hAnsi="Roboto Mono"/>
+        </w:rPr>
+        <w:pict w14:anchorId="0215F264">
           <v:rect id="_x0000_i1035" style="width:0;height:1.5pt" o:hralign="center" o:hrstd="t" o:hr="t" fillcolor="#a0a0a0" stroked="f"/>
         </w:pict>
       </w:r>
     </w:p>
     <w:p>
       <w:pPr>
+        <w:pStyle w:val="Heading3"/>
+      </w:pPr>
+      <w:r>
+        <w:t>5️</w:t>
+      </w:r>
+      <w:r>
+        <w:rPr>
+          <w:rFonts w:ascii="Segoe UI Symbol" w:hAnsi="Segoe UI Symbol" w:cs="Segoe UI Symbol"/>
+        </w:rPr>
+        <w:t>⃣</w:t>
+      </w:r>
+      <w:r>
+        <w:t xml:space="preserve"> IN Operator</w:t>
+      </w:r>
+    </w:p>
+    <w:p>
+      <w:r>
+        <w:rPr>
+          <w:rFonts w:ascii="Arial" w:hAnsi="Arial" w:cs="Arial"/>
+          <w:b/>
+          <w:color w:val="000000"/>
+          <w:sz w:val="18"/>
+          <w:highlight w:val="lightGray"/>
+        </w:rPr>
+        <w:t># Source: AI Source: Provided by: [Data Path</w:t>
+      </w:r>
+      <w:r>
+        <w:rPr>
+          <w:rFonts w:ascii="Arial" w:hAnsi="Arial" w:cs="Arial"/>
+          <w:color w:val="000000"/>
+          <w:sz w:val="18"/>
+          <w:highlight w:val="lightGray"/>
+        </w:rPr>
+        <w:t xml:space="preserve">: Persons Table -&gt; ID Column: 1, Name_En Column: Motasem Essam] -&gt; </w:t>
+      </w:r>
+      <w:r>
+        <w:rPr>
+          <w:rFonts w:ascii="Arial" w:hAnsi="Arial" w:cs="Arial"/>
+          <w:b/>
+          <w:color w:val="000000"/>
+          <w:sz w:val="18"/>
+          <w:highlight w:val="lightGray"/>
+        </w:rPr>
+        <w:t>From:</w:t>
+      </w:r>
+      <w:r>
+        <w:rPr>
+          <w:rFonts w:ascii="Arial" w:hAnsi="Arial" w:cs="Arial"/>
+          <w:color w:val="000000"/>
+          <w:sz w:val="18"/>
+          <w:highlight w:val="lightGray"/>
+        </w:rPr>
+        <w:t xml:space="preserve"> [ChatGPT] </w:t>
+      </w:r>
+      <w:r>
+        <w:rPr>
+          <w:rFonts w:ascii="Arial" w:hAnsi="Arial" w:cs="Arial"/>
+          <w:b/>
+          <w:color w:val="000000"/>
+          <w:sz w:val="18"/>
+          <w:highlight w:val="lightGray"/>
+        </w:rPr>
+        <w:t>on</w:t>
+      </w:r>
+      <w:r>
+        <w:rPr>
+          <w:rFonts w:ascii="Arial" w:hAnsi="Arial" w:cs="Arial"/>
+          <w:color w:val="000000"/>
+          <w:sz w:val="18"/>
+          <w:highlight w:val="lightGray"/>
+        </w:rPr>
+        <w:t xml:space="preserve"> [6/11/2026]</w:t>
+      </w:r>
+    </w:p>
+    <w:p>
+      <w:pPr>
+        <w:rPr>
+          <w:rFonts w:ascii="Roboto Mono" w:hAnsi="Roboto Mono"/>
+        </w:rPr>
+      </w:pPr>
+      <w:r>
+        <w:rPr>
+          <w:rFonts w:ascii="Roboto Mono" w:hAnsi="Roboto Mono"/>
+        </w:rPr>
+        <w:t>Checks whether a value matches any value in a list.</w:t>
+      </w:r>
+    </w:p>
+    <w:p>
+      <w:pPr>
         <w:rPr>
           <w:rFonts w:ascii="Roboto Mono" w:hAnsi="Roboto Mono"/>
           <w:b/>
@@ -4415,185 +4570,23 @@
           <w:b/>
           <w:bCs/>
         </w:rPr>
-        <w:t>Result</w:t>
-      </w:r>
-    </w:p>
-    <w:p>
-      <w:pPr>
-        <w:rPr>
-          <w:rFonts w:ascii="Roboto Mono" w:hAnsi="Roboto Mono"/>
-        </w:rPr>
-      </w:pPr>
-      <w:r>
-        <w:rPr>
-          <w:rFonts w:ascii="Roboto Mono" w:hAnsi="Roboto Mono"/>
-        </w:rPr>
-        <w:t xml:space="preserve">Returns employees with salaries between </w:t>
-      </w:r>
-      <w:r>
+        <w:t>Example</w:t>
+      </w:r>
+    </w:p>
+    <w:p>
+      <w:pPr>
         <w:rPr>
           <w:rFonts w:ascii="Roboto Mono" w:hAnsi="Roboto Mono"/>
           <w:b/>
           <w:bCs/>
         </w:rPr>
-        <w:t>5000</w:t>
-      </w:r>
-      <w:r>
-        <w:rPr>
-          <w:rFonts w:ascii="Roboto Mono" w:hAnsi="Roboto Mono"/>
-        </w:rPr>
-        <w:t xml:space="preserve"> and </w:t>
-      </w:r>
-      <w:r>
-        <w:rPr>
-          <w:rFonts w:ascii="Roboto Mono" w:hAnsi="Roboto Mono"/>
-          <w:b/>
-          <w:bCs/>
-        </w:rPr>
-        <w:t>8000</w:t>
-      </w:r>
-      <w:r>
-        <w:rPr>
-          <w:rFonts w:ascii="Roboto Mono" w:hAnsi="Roboto Mono"/>
-        </w:rPr>
-        <w:t xml:space="preserve"> (inclusive).</w:t>
-      </w:r>
-    </w:p>
-    <w:p>
-      <w:pPr>
-        <w:rPr>
-          <w:rFonts w:ascii="Roboto Mono" w:hAnsi="Roboto Mono"/>
-        </w:rPr>
-      </w:pPr>
-      <w:r>
-        <w:rPr>
-          <w:rFonts w:ascii="Roboto Mono" w:hAnsi="Roboto Mono"/>
-        </w:rPr>
-        <w:pict w14:anchorId="45E4C342">
-          <v:rect id="_x0000_i1036" style="width:0;height:1.5pt" o:hralign="center" o:hrstd="t" o:hr="t" fillcolor="#a0a0a0" stroked="f"/>
-        </w:pict>
-      </w:r>
-    </w:p>
-    <w:p>
-      <w:pPr>
-        <w:pStyle w:val="Heading3"/>
-      </w:pPr>
-      <w:r>
-        <w:t>5️</w:t>
-      </w:r>
-      <w:r>
-        <w:rPr>
-          <w:rFonts w:ascii="Segoe UI Symbol" w:hAnsi="Segoe UI Symbol" w:cs="Segoe UI Symbol"/>
-        </w:rPr>
-        <w:t>⃣</w:t>
-      </w:r>
-      <w:r>
-        <w:t xml:space="preserve"> IN Operator</w:t>
-      </w:r>
-    </w:p>
-    <w:p>
-      <w:r>
-        <w:rPr>
-          <w:rFonts w:ascii="Arial" w:hAnsi="Arial" w:cs="Arial"/>
-          <w:b/>
-          <w:color w:val="000000"/>
-          <w:sz w:val="18"/>
-          <w:highlight w:val="lightGray"/>
-        </w:rPr>
-        <w:t># Source: AI Source: Provided by: [Data Path</w:t>
-      </w:r>
-      <w:r>
-        <w:rPr>
-          <w:rFonts w:ascii="Arial" w:hAnsi="Arial" w:cs="Arial"/>
-          <w:color w:val="000000"/>
-          <w:sz w:val="18"/>
-          <w:highlight w:val="lightGray"/>
-        </w:rPr>
-        <w:t xml:space="preserve">: Persons Table -&gt; ID Column: 1, Name_En Column: Motasem Essam] -&gt; </w:t>
-      </w:r>
-      <w:r>
-        <w:rPr>
-          <w:rFonts w:ascii="Arial" w:hAnsi="Arial" w:cs="Arial"/>
-          <w:b/>
-          <w:color w:val="000000"/>
-          <w:sz w:val="18"/>
-          <w:highlight w:val="lightGray"/>
-        </w:rPr>
-        <w:t>From:</w:t>
-      </w:r>
-      <w:r>
-        <w:rPr>
-          <w:rFonts w:ascii="Arial" w:hAnsi="Arial" w:cs="Arial"/>
-          <w:color w:val="000000"/>
-          <w:sz w:val="18"/>
-          <w:highlight w:val="lightGray"/>
-        </w:rPr>
-        <w:t xml:space="preserve"> [ChatGPT] </w:t>
-      </w:r>
-      <w:r>
-        <w:rPr>
-          <w:rFonts w:ascii="Arial" w:hAnsi="Arial" w:cs="Arial"/>
-          <w:b/>
-          <w:color w:val="000000"/>
-          <w:sz w:val="18"/>
-          <w:highlight w:val="lightGray"/>
-        </w:rPr>
-        <w:t>on</w:t>
-      </w:r>
-      <w:r>
-        <w:rPr>
-          <w:rFonts w:ascii="Arial" w:hAnsi="Arial" w:cs="Arial"/>
-          <w:color w:val="000000"/>
-          <w:sz w:val="18"/>
-          <w:highlight w:val="lightGray"/>
-        </w:rPr>
-        <w:t xml:space="preserve"> [6/11/2026]</w:t>
-      </w:r>
-    </w:p>
-    <w:p>
-      <w:pPr>
-        <w:rPr>
-          <w:rFonts w:ascii="Roboto Mono" w:hAnsi="Roboto Mono"/>
-        </w:rPr>
-      </w:pPr>
-      <w:r>
-        <w:rPr>
-          <w:rFonts w:ascii="Roboto Mono" w:hAnsi="Roboto Mono"/>
-        </w:rPr>
-        <w:t>Checks whether a value matches any value in a list.</w:t>
-      </w:r>
-    </w:p>
-    <w:p>
-      <w:pPr>
-        <w:rPr>
-          <w:rFonts w:ascii="Roboto Mono" w:hAnsi="Roboto Mono"/>
-          <w:b/>
-          <w:bCs/>
-        </w:rPr>
-      </w:pPr>
-      <w:r>
-        <w:rPr>
-          <w:rFonts w:ascii="Roboto Mono" w:hAnsi="Roboto Mono"/>
-          <w:b/>
-          <w:bCs/>
-        </w:rPr>
-        <w:t>Example</w:t>
-      </w:r>
-    </w:p>
-    <w:p>
-      <w:pPr>
-        <w:rPr>
-          <w:rFonts w:ascii="Roboto Mono" w:hAnsi="Roboto Mono"/>
-          <w:b/>
-          <w:bCs/>
-        </w:rPr>
       </w:pPr>
       <w:r>
         <w:rPr>
           <w:noProof/>
         </w:rPr>
         <w:drawing>
-          <wp:inline distT="0" distB="0" distL="0" distR="0" wp14:anchorId="43CDFE0C" wp14:editId="1074BD97">
+          <wp:inline distT="0" distB="0" distL="0" distR="0" wp14:anchorId="463C1EC5" wp14:editId="0B754901">
             <wp:extent cx="5943600" cy="920750"/>
             <wp:effectExtent l="0" t="0" r="0" b="0"/>
             <wp:docPr id="1746547666" name="Picture 12"/>
@@ -4691,58 +4684,58 @@
         <w:rPr>
           <w:rFonts w:ascii="Roboto Mono" w:hAnsi="Roboto Mono"/>
         </w:rPr>
-        <w:pict w14:anchorId="7423A419">
+        <w:pict w14:anchorId="1F0092B0">
+          <v:rect id="_x0000_i1036" style="width:0;height:1.5pt" o:hralign="center" o:hrstd="t" o:hr="t" fillcolor="#a0a0a0" stroked="f"/>
+        </w:pict>
+      </w:r>
+    </w:p>
+    <w:p>
+      <w:pPr>
+        <w:rPr>
+          <w:rFonts w:ascii="Roboto Mono" w:hAnsi="Roboto Mono"/>
+          <w:b/>
+          <w:bCs/>
+        </w:rPr>
+      </w:pPr>
+      <w:r>
+        <w:rPr>
+          <w:rFonts w:ascii="Roboto Mono" w:hAnsi="Roboto Mono"/>
+          <w:b/>
+          <w:bCs/>
+        </w:rPr>
+        <w:t>Result</w:t>
+      </w:r>
+    </w:p>
+    <w:p>
+      <w:pPr>
+        <w:rPr>
+          <w:rFonts w:ascii="Roboto Mono" w:hAnsi="Roboto Mono"/>
+        </w:rPr>
+      </w:pPr>
+      <w:r>
+        <w:rPr>
+          <w:rFonts w:ascii="Roboto Mono" w:hAnsi="Roboto Mono"/>
+        </w:rPr>
+        <w:t>Returns customers living in Cairo or Giza.</w:t>
+      </w:r>
+    </w:p>
+    <w:p>
+      <w:pPr>
+        <w:rPr>
+          <w:rFonts w:ascii="Roboto Mono" w:hAnsi="Roboto Mono"/>
+        </w:rPr>
+      </w:pPr>
+      <w:r>
+        <w:rPr>
+          <w:rFonts w:ascii="Roboto Mono" w:hAnsi="Roboto Mono"/>
+        </w:rPr>
+        <w:pict w14:anchorId="740831CB">
           <v:rect id="_x0000_i1037" style="width:0;height:1.5pt" o:hralign="center" o:hrstd="t" o:hr="t" fillcolor="#a0a0a0" stroked="f"/>
         </w:pict>
       </w:r>
     </w:p>
     <w:p>
       <w:pPr>
-        <w:rPr>
-          <w:rFonts w:ascii="Roboto Mono" w:hAnsi="Roboto Mono"/>
-          <w:b/>
-          <w:bCs/>
-        </w:rPr>
-      </w:pPr>
-      <w:r>
-        <w:rPr>
-          <w:rFonts w:ascii="Roboto Mono" w:hAnsi="Roboto Mono"/>
-          <w:b/>
-          <w:bCs/>
-        </w:rPr>
-        <w:t>Result</w:t>
-      </w:r>
-    </w:p>
-    <w:p>
-      <w:pPr>
-        <w:rPr>
-          <w:rFonts w:ascii="Roboto Mono" w:hAnsi="Roboto Mono"/>
-        </w:rPr>
-      </w:pPr>
-      <w:r>
-        <w:rPr>
-          <w:rFonts w:ascii="Roboto Mono" w:hAnsi="Roboto Mono"/>
-        </w:rPr>
-        <w:t>Returns customers living in Cairo or Giza.</w:t>
-      </w:r>
-    </w:p>
-    <w:p>
-      <w:pPr>
-        <w:rPr>
-          <w:rFonts w:ascii="Roboto Mono" w:hAnsi="Roboto Mono"/>
-        </w:rPr>
-      </w:pPr>
-      <w:r>
-        <w:rPr>
-          <w:rFonts w:ascii="Roboto Mono" w:hAnsi="Roboto Mono"/>
-        </w:rPr>
-        <w:pict w14:anchorId="165B4D38">
-          <v:rect id="_x0000_i1038" style="width:0;height:1.5pt" o:hralign="center" o:hrstd="t" o:hr="t" fillcolor="#a0a0a0" stroked="f"/>
-        </w:pict>
-      </w:r>
-    </w:p>
-    <w:p>
-      <w:pPr>
         <w:pStyle w:val="Heading3"/>
       </w:pPr>
       <w:r>
@@ -4840,9 +4833,8 @@
         <w:rPr>
           <w:noProof/>
         </w:rPr>
-        <w:lastRenderedPageBreak/>
         <w:drawing>
-          <wp:inline distT="0" distB="0" distL="0" distR="0" wp14:anchorId="7146120C" wp14:editId="32585B72">
+          <wp:inline distT="0" distB="0" distL="0" distR="0" wp14:anchorId="2D7E723F" wp14:editId="66F1AE48">
             <wp:extent cx="5943600" cy="893445"/>
             <wp:effectExtent l="0" t="0" r="0" b="1905"/>
             <wp:docPr id="1345087543" name="Picture 13"/>
@@ -5082,7 +5074,7 @@
           <w:noProof/>
         </w:rPr>
         <w:drawing>
-          <wp:inline distT="0" distB="0" distL="0" distR="0" wp14:anchorId="0F5D904F" wp14:editId="6D1EDCC8">
+          <wp:inline distT="0" distB="0" distL="0" distR="0" wp14:anchorId="60B7E05D" wp14:editId="09273252">
             <wp:extent cx="5943600" cy="953770"/>
             <wp:effectExtent l="0" t="0" r="0" b="0"/>
             <wp:docPr id="1134530160" name="Picture 14"/>
@@ -5207,8 +5199,8 @@
         <w:rPr>
           <w:rFonts w:ascii="Roboto Mono" w:hAnsi="Roboto Mono"/>
         </w:rPr>
-        <w:pict w14:anchorId="47AE13D1">
-          <v:rect id="_x0000_i1039" style="width:0;height:1.5pt" o:hralign="center" o:hrstd="t" o:hr="t" fillcolor="#a0a0a0" stroked="f"/>
+        <w:pict w14:anchorId="796B3101">
+          <v:rect id="_x0000_i1038" style="width:0;height:1.5pt" o:hralign="center" o:hrstd="t" o:hr="t" fillcolor="#a0a0a0" stroked="f"/>
         </w:pict>
       </w:r>
     </w:p>
@@ -5242,7 +5234,7 @@
           <w:noProof/>
         </w:rPr>
         <w:drawing>
-          <wp:inline distT="0" distB="0" distL="0" distR="0" wp14:anchorId="1E741180" wp14:editId="6A4EC863">
+          <wp:inline distT="0" distB="0" distL="0" distR="0" wp14:anchorId="3FC221CC" wp14:editId="159756D2">
             <wp:extent cx="5943600" cy="952500"/>
             <wp:effectExtent l="0" t="0" r="0" b="0"/>
             <wp:docPr id="1643817050" name="Picture 15"/>
@@ -5367,8 +5359,8 @@
         <w:rPr>
           <w:rFonts w:ascii="Roboto Mono" w:hAnsi="Roboto Mono"/>
         </w:rPr>
-        <w:pict w14:anchorId="7C3B14C9">
-          <v:rect id="_x0000_i1040" style="width:0;height:1.5pt" o:hralign="center" o:hrstd="t" o:hr="t" fillcolor="#a0a0a0" stroked="f"/>
+        <w:pict w14:anchorId="2043E1BC">
+          <v:rect id="_x0000_i1039" style="width:0;height:1.5pt" o:hralign="center" o:hrstd="t" o:hr="t" fillcolor="#a0a0a0" stroked="f"/>
         </w:pict>
       </w:r>
     </w:p>
@@ -5377,7 +5369,6 @@
         <w:pStyle w:val="Heading3"/>
       </w:pPr>
       <w:r>
-        <w:lastRenderedPageBreak/>
         <w:t>7️</w:t>
       </w:r>
       <w:r>
@@ -5492,7 +5483,7 @@
           <w:noProof/>
         </w:rPr>
         <w:drawing>
-          <wp:inline distT="0" distB="0" distL="0" distR="0" wp14:anchorId="0B117004" wp14:editId="1BCC4866">
+          <wp:inline distT="0" distB="0" distL="0" distR="0" wp14:anchorId="69EA633E" wp14:editId="5FEE4120">
             <wp:extent cx="5943600" cy="929640"/>
             <wp:effectExtent l="0" t="0" r="0" b="3810"/>
             <wp:docPr id="586305789" name="Picture 16"/>
@@ -5603,8 +5594,8 @@
         <w:rPr>
           <w:rFonts w:ascii="Roboto Mono" w:hAnsi="Roboto Mono"/>
         </w:rPr>
-        <w:pict w14:anchorId="01995763">
-          <v:rect id="_x0000_i1061" style="width:0;height:1.5pt" o:hralign="center" o:bullet="t" o:hrstd="t" o:hr="t" fillcolor="#a0a0a0" stroked="f"/>
+        <w:pict w14:anchorId="6737B233">
+          <v:rect id="_x0000_i1040" style="width:0;height:1.5pt" o:hralign="center" o:bullet="t" o:hrstd="t" o:hr="t" fillcolor="#a0a0a0" stroked="f"/>
         </w:pict>
       </w:r>
     </w:p>
@@ -5760,7 +5751,7 @@
           <w:noProof/>
         </w:rPr>
         <w:drawing>
-          <wp:inline distT="0" distB="0" distL="0" distR="0" wp14:anchorId="75B737F0" wp14:editId="1262D99A">
+          <wp:inline distT="0" distB="0" distL="0" distR="0" wp14:anchorId="52454F47" wp14:editId="47FF2ACA">
             <wp:extent cx="5943600" cy="966470"/>
             <wp:effectExtent l="0" t="0" r="0" b="5080"/>
             <wp:docPr id="916929013" name="Picture 2"/>
@@ -5885,7 +5876,6 @@
         <w:pStyle w:val="Heading3"/>
       </w:pPr>
       <w:r>
-        <w:lastRenderedPageBreak/>
         <w:t>9️</w:t>
       </w:r>
       <w:r>
@@ -6006,7 +5996,7 @@
           <w:noProof/>
         </w:rPr>
         <w:drawing>
-          <wp:inline distT="0" distB="0" distL="0" distR="0" wp14:anchorId="5697F80D" wp14:editId="678C8B39">
+          <wp:inline distT="0" distB="0" distL="0" distR="0" wp14:anchorId="2319529D" wp14:editId="1D83129A">
             <wp:extent cx="5943600" cy="1539875"/>
             <wp:effectExtent l="0" t="0" r="0" b="3175"/>
             <wp:docPr id="1579657328" name="Picture 17"/>
@@ -6169,8 +6159,8 @@
         <w:rPr>
           <w:rFonts w:ascii="Roboto Mono" w:hAnsi="Roboto Mono"/>
         </w:rPr>
-        <w:pict w14:anchorId="72BA27E2">
-          <v:rect id="_x0000_i1042" style="width:0;height:1.5pt" o:hralign="center" o:hrstd="t" o:hr="t" fillcolor="#a0a0a0" stroked="f"/>
+        <w:pict w14:anchorId="5EBC449D">
+          <v:rect id="_x0000_i1041" style="width:0;height:1.5pt" o:hralign="center" o:hrstd="t" o:hr="t" fillcolor="#a0a0a0" stroked="f"/>
         </w:pict>
       </w:r>
     </w:p>
@@ -6303,9 +6293,8 @@
         <w:rPr>
           <w:noProof/>
         </w:rPr>
-        <w:lastRenderedPageBreak/>
         <w:drawing>
-          <wp:inline distT="0" distB="0" distL="0" distR="0" wp14:anchorId="3A9864B3" wp14:editId="7A8D1DC8">
+          <wp:inline distT="0" distB="0" distL="0" distR="0" wp14:anchorId="486D4EF3" wp14:editId="247A922D">
             <wp:extent cx="5943600" cy="1546860"/>
             <wp:effectExtent l="0" t="0" r="0" b="0"/>
             <wp:docPr id="184444933" name="Picture 18"/>
@@ -6455,8 +6444,8 @@
         <w:rPr>
           <w:rFonts w:ascii="Roboto Mono" w:hAnsi="Roboto Mono"/>
         </w:rPr>
-        <w:pict w14:anchorId="6A990EC6">
-          <v:rect id="_x0000_i1043" style="width:0;height:1.5pt" o:hralign="center" o:hrstd="t" o:hr="t" fillcolor="#a0a0a0" stroked="f"/>
+        <w:pict w14:anchorId="77A11F10">
+          <v:rect id="_x0000_i1042" style="width:0;height:1.5pt" o:hralign="center" o:hrstd="t" o:hr="t" fillcolor="#a0a0a0" stroked="f"/>
         </w:pict>
       </w:r>
     </w:p>
@@ -6590,7 +6579,7 @@
           <w:noProof/>
         </w:rPr>
         <w:drawing>
-          <wp:inline distT="0" distB="0" distL="0" distR="0" wp14:anchorId="5C79873D" wp14:editId="1C9EB33A">
+          <wp:inline distT="0" distB="0" distL="0" distR="0" wp14:anchorId="0D469048" wp14:editId="6719DC04">
             <wp:extent cx="5943600" cy="1550035"/>
             <wp:effectExtent l="0" t="0" r="0" b="0"/>
             <wp:docPr id="1560709485" name="Picture 19"/>
@@ -6675,7 +6664,6 @@
         <w:rPr>
           <w:rFonts w:ascii="Roboto Mono" w:hAnsi="Roboto Mono"/>
         </w:rPr>
-        <w:lastRenderedPageBreak/>
         <w:t>WHERE Price &gt; ALL (</w:t>
       </w:r>
     </w:p>
@@ -6741,8 +6729,8 @@
         <w:rPr>
           <w:rFonts w:ascii="Roboto Mono" w:hAnsi="Roboto Mono"/>
         </w:rPr>
-        <w:pict w14:anchorId="0CD8A91C">
-          <v:rect id="_x0000_i1044" style="width:0;height:1.5pt" o:hralign="center" o:hrstd="t" o:hr="t" fillcolor="#a0a0a0" stroked="f"/>
+        <w:pict w14:anchorId="7B319575">
+          <v:rect id="_x0000_i1043" style="width:0;height:1.5pt" o:hralign="center" o:hrstd="t" o:hr="t" fillcolor="#a0a0a0" stroked="f"/>
         </w:pict>
       </w:r>
     </w:p>
@@ -6831,9 +6819,8 @@
         <w:rPr>
           <w:noProof/>
         </w:rPr>
-        <w:lastRenderedPageBreak/>
         <w:drawing>
-          <wp:inline distT="0" distB="0" distL="0" distR="0" wp14:anchorId="7D360859" wp14:editId="60A81BC6">
+          <wp:inline distT="0" distB="0" distL="0" distR="0" wp14:anchorId="661A78B1" wp14:editId="20950614">
             <wp:extent cx="5943600" cy="5744210"/>
             <wp:effectExtent l="0" t="0" r="0" b="8890"/>
             <wp:docPr id="1332534876" name="Picture 20"/>
@@ -7197,7 +7184,6 @@
               <w:rPr>
                 <w:rFonts w:ascii="Roboto Mono" w:hAnsi="Roboto Mono"/>
               </w:rPr>
-              <w:lastRenderedPageBreak/>
               <w:t>&lt;=</w:t>
             </w:r>
           </w:p>
@@ -7684,8 +7670,8 @@
         <w:rPr>
           <w:rFonts w:ascii="Roboto Mono" w:hAnsi="Roboto Mono"/>
         </w:rPr>
-        <w:pict w14:anchorId="6EDC4F37">
-          <v:rect id="_x0000_i1045" style="width:0;height:1.5pt" o:hralign="center" o:hrstd="t" o:hr="t" fillcolor="#a0a0a0" stroked="f"/>
+        <w:pict w14:anchorId="383F9208">
+          <v:rect id="_x0000_i1044" style="width:0;height:1.5pt" o:hralign="center" o:hrstd="t" o:hr="t" fillcolor="#a0a0a0" stroked="f"/>
         </w:pict>
       </w:r>
     </w:p>
@@ -7790,7 +7776,7 @@
           <w:noProof/>
         </w:rPr>
         <w:drawing>
-          <wp:inline distT="0" distB="0" distL="0" distR="0" wp14:anchorId="05E1499C" wp14:editId="5E2BF38C">
+          <wp:inline distT="0" distB="0" distL="0" distR="0" wp14:anchorId="1016F6B3" wp14:editId="5C02E4CD">
             <wp:extent cx="5943600" cy="1536065"/>
             <wp:effectExtent l="0" t="0" r="0" b="6985"/>
             <wp:docPr id="1595259866" name="Picture 22"/>
@@ -7875,7 +7861,6 @@
         <w:rPr>
           <w:rFonts w:ascii="Roboto Mono" w:hAnsi="Roboto Mono"/>
         </w:rPr>
-        <w:lastRenderedPageBreak/>
         <w:t xml:space="preserve">    Name VARCHAR(100),</w:t>
       </w:r>
     </w:p>
@@ -7941,8 +7926,8 @@
         <w:rPr>
           <w:rFonts w:ascii="Roboto Mono" w:hAnsi="Roboto Mono"/>
         </w:rPr>
-        <w:pict w14:anchorId="14D7EC17">
-          <v:rect id="_x0000_i1046" style="width:0;height:1.5pt" o:hralign="center" o:hrstd="t" o:hr="t" fillcolor="#a0a0a0" stroked="f"/>
+        <w:pict w14:anchorId="79D1FF5D">
+          <v:rect id="_x0000_i1045" style="width:0;height:1.5pt" o:hralign="center" o:hrstd="t" o:hr="t" fillcolor="#a0a0a0" stroked="f"/>
         </w:pict>
       </w:r>
     </w:p>
@@ -8026,7 +8011,7 @@
           <w:noProof/>
         </w:rPr>
         <w:drawing>
-          <wp:inline distT="0" distB="0" distL="0" distR="0" wp14:anchorId="15C9A280" wp14:editId="61F17843">
+          <wp:inline distT="0" distB="0" distL="0" distR="0" wp14:anchorId="76107A04" wp14:editId="7125DAB8">
             <wp:extent cx="5943600" cy="1423670"/>
             <wp:effectExtent l="0" t="0" r="0" b="5080"/>
             <wp:docPr id="594756077" name="Picture 23"/>
@@ -8163,8 +8148,8 @@
         <w:rPr>
           <w:rFonts w:ascii="Roboto Mono" w:hAnsi="Roboto Mono"/>
         </w:rPr>
-        <w:pict w14:anchorId="3A88F29E">
-          <v:rect id="_x0000_i1047" style="width:0;height:1.5pt" o:hralign="center" o:hrstd="t" o:hr="t" fillcolor="#a0a0a0" stroked="f"/>
+        <w:pict w14:anchorId="083E9769">
+          <v:rect id="_x0000_i1046" style="width:0;height:1.5pt" o:hralign="center" o:hrstd="t" o:hr="t" fillcolor="#a0a0a0" stroked="f"/>
         </w:pict>
       </w:r>
     </w:p>
@@ -8255,9 +8240,8 @@
         <w:rPr>
           <w:noProof/>
         </w:rPr>
-        <w:lastRenderedPageBreak/>
         <w:drawing>
-          <wp:inline distT="0" distB="0" distL="0" distR="0" wp14:anchorId="60866F85" wp14:editId="6B7F7016">
+          <wp:inline distT="0" distB="0" distL="0" distR="0" wp14:anchorId="5444BB01" wp14:editId="6BC7006F">
             <wp:extent cx="5943600" cy="960755"/>
             <wp:effectExtent l="0" t="0" r="0" b="0"/>
             <wp:docPr id="1183806170" name="Picture 36"/>
@@ -8355,8 +8339,8 @@
         <w:rPr>
           <w:rFonts w:ascii="Roboto Mono" w:hAnsi="Roboto Mono"/>
         </w:rPr>
-        <w:pict w14:anchorId="32D05D15">
-          <v:rect id="_x0000_i1048" style="width:0;height:1.5pt" o:hralign="center" o:hrstd="t" o:hr="t" fillcolor="#a0a0a0" stroked="f"/>
+        <w:pict w14:anchorId="64435E1A">
+          <v:rect id="_x0000_i1047" style="width:0;height:1.5pt" o:hralign="center" o:hrstd="t" o:hr="t" fillcolor="#a0a0a0" stroked="f"/>
         </w:pict>
       </w:r>
     </w:p>
@@ -8440,7 +8424,7 @@
           <w:noProof/>
         </w:rPr>
         <w:drawing>
-          <wp:inline distT="0" distB="0" distL="0" distR="0" wp14:anchorId="5B604F06" wp14:editId="55DAF946">
+          <wp:inline distT="0" distB="0" distL="0" distR="0" wp14:anchorId="4C6891D1" wp14:editId="62AEE38D">
             <wp:extent cx="5943600" cy="953770"/>
             <wp:effectExtent l="0" t="0" r="0" b="0"/>
             <wp:docPr id="1241794055" name="Picture 25"/>
@@ -8538,8 +8522,8 @@
         <w:rPr>
           <w:rFonts w:ascii="Roboto Mono" w:hAnsi="Roboto Mono"/>
         </w:rPr>
-        <w:pict w14:anchorId="7E8FC59E">
-          <v:rect id="_x0000_i1049" style="width:0;height:1.5pt" o:hralign="center" o:hrstd="t" o:hr="t" fillcolor="#a0a0a0" stroked="f"/>
+        <w:pict w14:anchorId="077DE5D0">
+          <v:rect id="_x0000_i1048" style="width:0;height:1.5pt" o:hralign="center" o:hrstd="t" o:hr="t" fillcolor="#a0a0a0" stroked="f"/>
         </w:pict>
       </w:r>
     </w:p>
@@ -8623,7 +8607,7 @@
           <w:noProof/>
         </w:rPr>
         <w:drawing>
-          <wp:inline distT="0" distB="0" distL="0" distR="0" wp14:anchorId="59B5098E" wp14:editId="116FD399">
+          <wp:inline distT="0" distB="0" distL="0" distR="0" wp14:anchorId="6A5C9640" wp14:editId="7CFD0304">
             <wp:extent cx="5943600" cy="904240"/>
             <wp:effectExtent l="0" t="0" r="0" b="0"/>
             <wp:docPr id="124489239" name="Picture 26"/>
@@ -8721,9 +8705,8 @@
         <w:rPr>
           <w:rFonts w:ascii="Roboto Mono" w:hAnsi="Roboto Mono"/>
         </w:rPr>
-        <w:lastRenderedPageBreak/>
-        <w:pict w14:anchorId="6C9D3A2D">
-          <v:rect id="_x0000_i1050" style="width:0;height:1.5pt" o:hralign="center" o:hrstd="t" o:hr="t" fillcolor="#a0a0a0" stroked="f"/>
+        <w:pict w14:anchorId="03E6124A">
+          <v:rect id="_x0000_i1049" style="width:0;height:1.5pt" o:hralign="center" o:hrstd="t" o:hr="t" fillcolor="#a0a0a0" stroked="f"/>
         </w:pict>
       </w:r>
     </w:p>
@@ -8807,7 +8790,7 @@
           <w:noProof/>
         </w:rPr>
         <w:drawing>
-          <wp:inline distT="0" distB="0" distL="0" distR="0" wp14:anchorId="201328F6" wp14:editId="55C9109A">
+          <wp:inline distT="0" distB="0" distL="0" distR="0" wp14:anchorId="1169B4A1" wp14:editId="1F4347DA">
             <wp:extent cx="5943600" cy="920750"/>
             <wp:effectExtent l="0" t="0" r="0" b="0"/>
             <wp:docPr id="1211457221" name="Picture 27"/>
@@ -8905,8 +8888,8 @@
         <w:rPr>
           <w:rFonts w:ascii="Roboto Mono" w:hAnsi="Roboto Mono"/>
         </w:rPr>
-        <w:pict w14:anchorId="66CDD33F">
-          <v:rect id="_x0000_i1051" style="width:0;height:1.5pt" o:hralign="center" o:hrstd="t" o:hr="t" fillcolor="#a0a0a0" stroked="f"/>
+        <w:pict w14:anchorId="2C585D6D">
+          <v:rect id="_x0000_i1050" style="width:0;height:1.5pt" o:hralign="center" o:hrstd="t" o:hr="t" fillcolor="#a0a0a0" stroked="f"/>
         </w:pict>
       </w:r>
     </w:p>
@@ -8990,7 +8973,7 @@
           <w:noProof/>
         </w:rPr>
         <w:drawing>
-          <wp:inline distT="0" distB="0" distL="0" distR="0" wp14:anchorId="6B97BFAB" wp14:editId="0C524DFA">
+          <wp:inline distT="0" distB="0" distL="0" distR="0" wp14:anchorId="732834FC" wp14:editId="688589A0">
             <wp:extent cx="5943600" cy="940435"/>
             <wp:effectExtent l="0" t="0" r="0" b="0"/>
             <wp:docPr id="747160031" name="Picture 28"/>
@@ -9088,8 +9071,8 @@
         <w:rPr>
           <w:rFonts w:ascii="Roboto Mono" w:hAnsi="Roboto Mono"/>
         </w:rPr>
-        <w:pict w14:anchorId="012DFE51">
-          <v:rect id="_x0000_i1052" style="width:0;height:1.5pt" o:hralign="center" o:hrstd="t" o:hr="t" fillcolor="#a0a0a0" stroked="f"/>
+        <w:pict w14:anchorId="5504EF72">
+          <v:rect id="_x0000_i1051" style="width:0;height:1.5pt" o:hralign="center" o:hrstd="t" o:hr="t" fillcolor="#a0a0a0" stroked="f"/>
         </w:pict>
       </w:r>
     </w:p>
@@ -9173,7 +9156,7 @@
           <w:noProof/>
         </w:rPr>
         <w:drawing>
-          <wp:inline distT="0" distB="0" distL="0" distR="0" wp14:anchorId="0D6BF59D" wp14:editId="19EC6CE4">
+          <wp:inline distT="0" distB="0" distL="0" distR="0" wp14:anchorId="65FDB67C" wp14:editId="514E9A72">
             <wp:extent cx="5943600" cy="1081405"/>
             <wp:effectExtent l="0" t="0" r="0" b="4445"/>
             <wp:docPr id="612765310" name="Picture 29"/>
@@ -9232,7 +9215,6 @@
         <w:rPr>
           <w:rFonts w:ascii="Roboto Mono" w:hAnsi="Roboto Mono"/>
         </w:rPr>
-        <w:lastRenderedPageBreak/>
         <w:t>SELECT *</w:t>
       </w:r>
     </w:p>
@@ -9285,8 +9267,8 @@
         <w:rPr>
           <w:rFonts w:ascii="Roboto Mono" w:hAnsi="Roboto Mono"/>
         </w:rPr>
-        <w:pict w14:anchorId="5C822884">
-          <v:rect id="_x0000_i1053" style="width:0;height:1.5pt" o:hralign="center" o:bullet="t" o:hrstd="t" o:hr="t" fillcolor="#a0a0a0" stroked="f"/>
+        <w:pict w14:anchorId="3962C1E1">
+          <v:rect id="_x0000_i1052" style="width:0;height:1.5pt" o:hralign="center" o:bullet="t" o:hrstd="t" o:hr="t" fillcolor="#a0a0a0" stroked="f"/>
         </w:pict>
       </w:r>
     </w:p>
@@ -9458,7 +9440,7 @@
           <w:noProof/>
         </w:rPr>
         <w:drawing>
-          <wp:inline distT="0" distB="0" distL="0" distR="0" wp14:anchorId="6ECCCF18" wp14:editId="245EB5F7">
+          <wp:inline distT="0" distB="0" distL="0" distR="0" wp14:anchorId="4F87FABA" wp14:editId="2EAAA051">
             <wp:extent cx="5943600" cy="2308225"/>
             <wp:effectExtent l="0" t="0" r="0" b="0"/>
             <wp:docPr id="962275618" name="Picture 31"/>
@@ -9608,9 +9590,8 @@
         <w:rPr>
           <w:noProof/>
         </w:rPr>
-        <w:lastRenderedPageBreak/>
         <w:drawing>
-          <wp:inline distT="0" distB="0" distL="0" distR="0" wp14:anchorId="312B8084" wp14:editId="5F1321B3">
+          <wp:inline distT="0" distB="0" distL="0" distR="0" wp14:anchorId="62D508BC" wp14:editId="21BCEED0">
             <wp:extent cx="5943600" cy="1242060"/>
             <wp:effectExtent l="0" t="0" r="0" b="0"/>
             <wp:docPr id="2035579139" name="Picture 32"/>
@@ -9807,7 +9788,7 @@
           <w:noProof/>
         </w:rPr>
         <w:drawing>
-          <wp:inline distT="0" distB="0" distL="0" distR="0" wp14:anchorId="7FE41062" wp14:editId="7CA2AFEA">
+          <wp:inline distT="0" distB="0" distL="0" distR="0" wp14:anchorId="68226538" wp14:editId="0A921660">
             <wp:extent cx="5943600" cy="2350770"/>
             <wp:effectExtent l="0" t="0" r="0" b="0"/>
             <wp:docPr id="573490315" name="Picture 33"/>
@@ -9945,7 +9926,7 @@
           <w:noProof/>
         </w:rPr>
         <w:drawing>
-          <wp:inline distT="0" distB="0" distL="0" distR="0" wp14:anchorId="71B25623" wp14:editId="07BD3A10">
+          <wp:inline distT="0" distB="0" distL="0" distR="0" wp14:anchorId="21710C1C" wp14:editId="08EA6099">
             <wp:extent cx="5943600" cy="1149350"/>
             <wp:effectExtent l="0" t="0" r="0" b="0"/>
             <wp:docPr id="2319335" name="Picture 35"/>
@@ -9999,7 +9980,6 @@
         <w:pStyle w:val="Heading3"/>
       </w:pPr>
       <w:r>
-        <w:lastRenderedPageBreak/>
         <w:t>basic command</w:t>
       </w:r>
     </w:p>
@@ -10152,7 +10132,7 @@
           <w:noProof/>
         </w:rPr>
         <w:drawing>
-          <wp:inline distT="0" distB="0" distL="0" distR="0" wp14:anchorId="310E5C97" wp14:editId="11FE357B">
+          <wp:inline distT="0" distB="0" distL="0" distR="0" wp14:anchorId="22887991" wp14:editId="68AC7B0D">
             <wp:extent cx="5943600" cy="2319020"/>
             <wp:effectExtent l="0" t="0" r="0" b="5080"/>
             <wp:docPr id="844416234" name="Picture 37"/>
@@ -10251,7 +10231,7 @@
           <w:noProof/>
         </w:rPr>
         <w:drawing>
-          <wp:inline distT="0" distB="0" distL="0" distR="0" wp14:anchorId="724EF0FF" wp14:editId="40AB2131">
+          <wp:inline distT="0" distB="0" distL="0" distR="0" wp14:anchorId="3BF99796" wp14:editId="7139249D">
             <wp:extent cx="5943600" cy="2793365"/>
             <wp:effectExtent l="0" t="0" r="0" b="6985"/>
             <wp:docPr id="152843086" name="Picture 38"/>
@@ -10448,9 +10428,8 @@
         <w:rPr>
           <w:noProof/>
         </w:rPr>
-        <w:lastRenderedPageBreak/>
         <w:drawing>
-          <wp:inline distT="0" distB="0" distL="0" distR="0" wp14:anchorId="7EC5E302" wp14:editId="723DBD53">
+          <wp:inline distT="0" distB="0" distL="0" distR="0" wp14:anchorId="383E940C" wp14:editId="53C25152">
             <wp:extent cx="5943600" cy="2042160"/>
             <wp:effectExtent l="0" t="0" r="0" b="0"/>
             <wp:docPr id="1105435855" name="Picture 39"/>
@@ -10549,7 +10528,7 @@
           <w:noProof/>
         </w:rPr>
         <w:drawing>
-          <wp:inline distT="0" distB="0" distL="0" distR="0" wp14:anchorId="6F02FEA2" wp14:editId="51278D5F">
+          <wp:inline distT="0" distB="0" distL="0" distR="0" wp14:anchorId="60B6A322" wp14:editId="599D4237">
             <wp:extent cx="5943600" cy="2938145"/>
             <wp:effectExtent l="0" t="0" r="0" b="0"/>
             <wp:docPr id="396073156" name="Picture 40"/>
@@ -10749,9 +10728,8 @@
         <w:rPr>
           <w:noProof/>
         </w:rPr>
-        <w:lastRenderedPageBreak/>
         <w:drawing>
-          <wp:inline distT="0" distB="0" distL="0" distR="0" wp14:anchorId="4A41424D" wp14:editId="7E66936F">
+          <wp:inline distT="0" distB="0" distL="0" distR="0" wp14:anchorId="01022348" wp14:editId="4A1038D4">
             <wp:extent cx="5943600" cy="2034540"/>
             <wp:effectExtent l="0" t="0" r="0" b="3810"/>
             <wp:docPr id="1670419603" name="Picture 41"/>
@@ -10850,7 +10828,7 @@
           <w:noProof/>
         </w:rPr>
         <w:drawing>
-          <wp:inline distT="0" distB="0" distL="0" distR="0" wp14:anchorId="77121299" wp14:editId="4C9B6D15">
+          <wp:inline distT="0" distB="0" distL="0" distR="0" wp14:anchorId="6B60F548" wp14:editId="01AEAF6A">
             <wp:extent cx="5943600" cy="2936875"/>
             <wp:effectExtent l="0" t="0" r="0" b="0"/>
             <wp:docPr id="185027825" name="Picture 42"/>
@@ -11047,9 +11025,8 @@
         <w:rPr>
           <w:noProof/>
         </w:rPr>
-        <w:lastRenderedPageBreak/>
         <w:drawing>
-          <wp:inline distT="0" distB="0" distL="0" distR="0" wp14:anchorId="2CB0D190" wp14:editId="769C5FBD">
+          <wp:inline distT="0" distB="0" distL="0" distR="0" wp14:anchorId="258C2A7C" wp14:editId="0D469AA3">
             <wp:extent cx="5943600" cy="2042160"/>
             <wp:effectExtent l="0" t="0" r="0" b="0"/>
             <wp:docPr id="1246131304" name="Picture 43"/>
@@ -11148,7 +11125,7 @@
           <w:noProof/>
         </w:rPr>
         <w:drawing>
-          <wp:inline distT="0" distB="0" distL="0" distR="0" wp14:anchorId="34F66ADB" wp14:editId="7F1A941F">
+          <wp:inline distT="0" distB="0" distL="0" distR="0" wp14:anchorId="68A7238C" wp14:editId="6F0BA4DF">
             <wp:extent cx="5943600" cy="2936875"/>
             <wp:effectExtent l="0" t="0" r="0" b="0"/>
             <wp:docPr id="1903484502" name="Picture 44"/>
@@ -11345,9 +11322,8 @@
         <w:rPr>
           <w:noProof/>
         </w:rPr>
-        <w:lastRenderedPageBreak/>
         <w:drawing>
-          <wp:inline distT="0" distB="0" distL="0" distR="0" wp14:anchorId="4BB4C45D" wp14:editId="18091A83">
+          <wp:inline distT="0" distB="0" distL="0" distR="0" wp14:anchorId="2CC0F83F" wp14:editId="02005ED5">
             <wp:extent cx="5943600" cy="2034540"/>
             <wp:effectExtent l="0" t="0" r="0" b="3810"/>
             <wp:docPr id="1778448988" name="Picture 45"/>
@@ -11446,7 +11422,7 @@
           <w:noProof/>
         </w:rPr>
         <w:drawing>
-          <wp:inline distT="0" distB="0" distL="0" distR="0" wp14:anchorId="2FEE291C" wp14:editId="2E2563E8">
+          <wp:inline distT="0" distB="0" distL="0" distR="0" wp14:anchorId="6342D1F7" wp14:editId="157DE09B">
             <wp:extent cx="5943600" cy="2776220"/>
             <wp:effectExtent l="0" t="0" r="0" b="5080"/>
             <wp:docPr id="1256355831" name="Picture 46"/>
@@ -11643,9 +11619,8 @@
         <w:rPr>
           <w:noProof/>
         </w:rPr>
-        <w:lastRenderedPageBreak/>
         <w:drawing>
-          <wp:inline distT="0" distB="0" distL="0" distR="0" wp14:anchorId="3E0A2E00" wp14:editId="25AD7073">
+          <wp:inline distT="0" distB="0" distL="0" distR="0" wp14:anchorId="191E45B2" wp14:editId="396477A9">
             <wp:extent cx="5943600" cy="1835150"/>
             <wp:effectExtent l="0" t="0" r="0" b="0"/>
             <wp:docPr id="126094172" name="Picture 47"/>
@@ -11757,7 +11732,7 @@
           <w:noProof/>
         </w:rPr>
         <w:drawing>
-          <wp:inline distT="0" distB="0" distL="0" distR="0" wp14:anchorId="3DFCBE5E" wp14:editId="6A95BBFB">
+          <wp:inline distT="0" distB="0" distL="0" distR="0" wp14:anchorId="5E4F587F" wp14:editId="2502F2A1">
             <wp:extent cx="5943600" cy="3334385"/>
             <wp:effectExtent l="0" t="0" r="0" b="0"/>
             <wp:docPr id="372060362" name="Picture 48"/>
@@ -11816,8 +11791,8 @@
         <w:rPr>
           <w:rFonts w:ascii="Roboto Mono" w:hAnsi="Roboto Mono"/>
         </w:rPr>
-        <w:pict w14:anchorId="30102EDB">
-          <v:rect id="_x0000_i1054" style="width:0;height:1.5pt" o:hralign="center" o:bullet="t" o:hrstd="t" o:hr="t" fillcolor="#a0a0a0" stroked="f"/>
+        <w:pict w14:anchorId="1CB4A9EF">
+          <v:rect id="_x0000_i1053" style="width:0;height:1.5pt" o:hralign="center" o:bullet="t" o:hrstd="t" o:hr="t" fillcolor="#a0a0a0" stroked="f"/>
         </w:pict>
       </w:r>
     </w:p>
@@ -11906,9 +11881,8 @@
         <w:rPr>
           <w:noProof/>
         </w:rPr>
-        <w:lastRenderedPageBreak/>
         <w:drawing>
-          <wp:inline distT="0" distB="0" distL="0" distR="0" wp14:anchorId="1BE1DB75" wp14:editId="515301CC">
+          <wp:inline distT="0" distB="0" distL="0" distR="0" wp14:anchorId="7D22D2F1" wp14:editId="3C035A31">
             <wp:extent cx="5943600" cy="1739900"/>
             <wp:effectExtent l="0" t="0" r="0" b="0"/>
             <wp:docPr id="1472399346" name="Picture 30"/>
@@ -12133,8 +12107,8 @@
         <w:rPr>
           <w:rFonts w:ascii="Roboto Mono" w:hAnsi="Roboto Mono"/>
         </w:rPr>
-        <w:pict w14:anchorId="0859278D">
-          <v:rect id="_x0000_i1055" style="width:0;height:1.5pt" o:hralign="center" o:hrstd="t" o:hr="t" fillcolor="#a0a0a0" stroked="f"/>
+        <w:pict w14:anchorId="59E7FD74">
+          <v:rect id="_x0000_i1054" style="width:0;height:1.5pt" o:hralign="center" o:hrstd="t" o:hr="t" fillcolor="#a0a0a0" stroked="f"/>
         </w:pict>
       </w:r>
     </w:p>
@@ -12373,7 +12347,6 @@
         <w:rPr>
           <w:rFonts w:ascii="Roboto Mono" w:hAnsi="Roboto Mono"/>
         </w:rPr>
-        <w:lastRenderedPageBreak/>
         <w:t>Just as mathematical operators (+, -, *, /) perform calculations, SQL operators perform comparisons, filtering, and logical decisions on database data.</w:t>
       </w:r>
     </w:p>
@@ -12387,8 +12360,8 @@
         <w:rPr>
           <w:rFonts w:ascii="Roboto Mono" w:hAnsi="Roboto Mono"/>
         </w:rPr>
-        <w:pict w14:anchorId="729D9FC0">
-          <v:rect id="_x0000_i1056" style="width:0;height:1.5pt" o:hralign="center" o:hrstd="t" o:hr="t" fillcolor="#a0a0a0" stroked="f"/>
+        <w:pict w14:anchorId="33F33DDB">
+          <v:rect id="_x0000_i1055" style="width:0;height:1.5pt" o:hralign="center" o:hrstd="t" o:hr="t" fillcolor="#a0a0a0" stroked="f"/>
         </w:pict>
       </w:r>
     </w:p>
@@ -12493,6 +12466,7 @@
         </w:rPr>
       </w:pPr>
     </w:p>
+    <w:p/>
     <w:sectPr>
       <w:pgSz w:w="12240" w:h="15840"/>
       <w:pgMar w:top="1440" w:right="1440" w:bottom="1440" w:left="1440" w:header="720" w:footer="720" w:gutter="0"/>
@@ -12505,20 +12479,10 @@
 
 <file path=word/numbering.xml><?xml version="1.0" encoding="utf-8"?>
 <w:numbering xmlns:wpc="http://schemas.microsoft.com/office/word/2010/wordprocessingCanvas" xmlns:cx="http://schemas.microsoft.com/office/drawing/2014/chartex" xmlns:cx1="http://schemas.microsoft.com/office/drawing/2015/9/8/chartex" xmlns:cx2="http://schemas.microsoft.com/office/drawing/2015/10/21/chartex" xmlns:cx3="http://schemas.microsoft.com/office/drawing/2016/5/9/chartex" xmlns:cx4="http://schemas.microsoft.com/office/drawing/2016/5/10/chartex" xmlns:cx5="http://schemas.microsoft.com/office/drawing/2016/5/11/chartex" xmlns:cx6="http://schemas.microsoft.com/office/drawing/2016/5/12/chartex" xmlns:cx7="http://schemas.microsoft.com/office/drawing/2016/5/13/chartex" xmlns:cx8="http://schemas.microsoft.com/office/drawing/2016/5/14/chartex" xmlns:mc="http://schemas.openxmlformats.org/markup-compatibility/2006" xmlns:aink="http://schemas.microsoft.com/office/drawing/2016/ink" xmlns:am3d="http://schemas.microsoft.com/office/drawing/2017/model3d" xmlns:o="urn:schemas-microsoft-com:office:office" xmlns:oel="http://schemas.microsoft.com/office/2019/extlst" xmlns:r="http://schemas.openxmlformats.org/officeDocument/2006/relationships" xmlns:m="http://schemas.openxmlformats.org/officeDocument/2006/math" xmlns:v="urn:schemas-microsoft-com:vml" xmlns:wp14="http://schemas.microsoft.com/office/word/2010/wordprocessingDrawing" xmlns:wp="http://schemas.openxmlformats.org/drawingml/2006/wordprocessingDrawing" xmlns:w10="urn:schemas-microsoft-com:office:word" xmlns:w="http://schemas.openxmlformats.org/wordprocessingml/2006/main" xmlns:w14="http://schemas.microsoft.com/office/word/2010/wordml" xmlns:w15="http://schemas.microsoft.com/office/word/2012/wordml" xmlns:w16cex="http://schemas.microsoft.com/office/word/2018/wordml/cex" xmlns:w16cid="http://schemas.microsoft.com/office/word/2016/wordml/cid" xmlns:w16="http://schemas.microsoft.com/office/word/2018/wordml" xmlns:w16du="http://schemas.microsoft.com/office/word/2023/wordml/word16du" xmlns:w16sdtdh="http://schemas.microsoft.com/office/word/2020/wordml/sdtdatahash" xmlns:w16sdtfl="http://schemas.microsoft.com/office/word/2024/wordml/sdtformatlock" xmlns:w16se="http://schemas.microsoft.com/office/word/2015/wordml/symex" xmlns:wpg="http://schemas.microsoft.com/office/word/2010/wordprocessingGroup" xmlns:wpi="http://schemas.microsoft.com/office/word/2010/wordprocessingInk" xmlns:wne="http://schemas.microsoft.com/office/word/2006/wordml" xmlns:wps="http://schemas.microsoft.com/office/word/2010/wordprocessingShape" mc:Ignorable="w14 w15 w16se w16cid w16 w16cex w16sdtdh w16sdtfl w16du wp14">
-  <w:numPicBullet w:numPicBulletId="0">
-    <w:pict>
-      <v:rect id="_x0000_i1025" style="width:0;height:1.5pt" o:hralign="center" o:bullet="t" o:hrstd="t" o:hr="t" fillcolor="#a0a0a0" stroked="f"/>
-    </w:pict>
-  </w:numPicBullet>
-  <w:numPicBullet w:numPicBulletId="1">
-    <w:pict>
-      <v:rect id="_x0000_i1026" style="width:0;height:1.5pt" o:hralign="center" o:bullet="t" o:hrstd="t" o:hr="t" fillcolor="#a0a0a0" stroked="f"/>
-    </w:pict>
-  </w:numPicBullet>
   <w:abstractNum w:abstractNumId="0" w15:restartNumberingAfterBreak="0">
-    <w:nsid w:val="116502C4"/>
+    <w:nsid w:val="4C801CCE"/>
     <w:multiLevelType w:val="multilevel"/>
-    <w:tmpl w:val="B49EA010"/>
+    <w:tmpl w:val="6978B5E6"/>
     <w:lvl w:ilvl="0">
       <w:start w:val="1"/>
       <w:numFmt w:val="bullet"/>
@@ -12665,9 +12629,9 @@
     </w:lvl>
   </w:abstractNum>
   <w:abstractNum w:abstractNumId="1" w15:restartNumberingAfterBreak="0">
-    <w:nsid w:val="4C801CCE"/>
+    <w:nsid w:val="67FE5AF3"/>
     <w:multiLevelType w:val="multilevel"/>
-    <w:tmpl w:val="6978B5E6"/>
+    <w:tmpl w:val="D9506284"/>
     <w:lvl w:ilvl="0">
       <w:start w:val="1"/>
       <w:numFmt w:val="bullet"/>
@@ -12814,9 +12778,9 @@
     </w:lvl>
   </w:abstractNum>
   <w:abstractNum w:abstractNumId="2" w15:restartNumberingAfterBreak="0">
-    <w:nsid w:val="67FE5AF3"/>
+    <w:nsid w:val="7807018A"/>
     <w:multiLevelType w:val="multilevel"/>
-    <w:tmpl w:val="D9506284"/>
+    <w:tmpl w:val="7020F91A"/>
     <w:lvl w:ilvl="0">
       <w:start w:val="1"/>
       <w:numFmt w:val="bullet"/>
@@ -12962,166 +12926,14 @@
       </w:rPr>
     </w:lvl>
   </w:abstractNum>
-  <w:abstractNum w:abstractNumId="3" w15:restartNumberingAfterBreak="0">
-    <w:nsid w:val="7807018A"/>
-    <w:multiLevelType w:val="multilevel"/>
-    <w:tmpl w:val="7020F91A"/>
-    <w:lvl w:ilvl="0">
-      <w:start w:val="1"/>
-      <w:numFmt w:val="bullet"/>
-      <w:lvlText w:val=""/>
-      <w:lvlJc w:val="left"/>
-      <w:pPr>
-        <w:tabs>
-          <w:tab w:val="num" w:pos="720"/>
-        </w:tabs>
-        <w:ind w:left="720" w:hanging="360"/>
-      </w:pPr>
-      <w:rPr>
-        <w:rFonts w:ascii="Symbol" w:hAnsi="Symbol" w:hint="default"/>
-        <w:sz w:val="20"/>
-      </w:rPr>
-    </w:lvl>
-    <w:lvl w:ilvl="1" w:tentative="1">
-      <w:start w:val="1"/>
-      <w:numFmt w:val="bullet"/>
-      <w:lvlText w:val="o"/>
-      <w:lvlJc w:val="left"/>
-      <w:pPr>
-        <w:tabs>
-          <w:tab w:val="num" w:pos="1440"/>
-        </w:tabs>
-        <w:ind w:left="1440" w:hanging="360"/>
-      </w:pPr>
-      <w:rPr>
-        <w:rFonts w:ascii="Courier New" w:hAnsi="Courier New" w:hint="default"/>
-        <w:sz w:val="20"/>
-      </w:rPr>
-    </w:lvl>
-    <w:lvl w:ilvl="2" w:tentative="1">
-      <w:start w:val="1"/>
-      <w:numFmt w:val="bullet"/>
-      <w:lvlText w:val=""/>
-      <w:lvlJc w:val="left"/>
-      <w:pPr>
-        <w:tabs>
-          <w:tab w:val="num" w:pos="2160"/>
-        </w:tabs>
-        <w:ind w:left="2160" w:hanging="360"/>
-      </w:pPr>
-      <w:rPr>
-        <w:rFonts w:ascii="Wingdings" w:hAnsi="Wingdings" w:hint="default"/>
-        <w:sz w:val="20"/>
-      </w:rPr>
-    </w:lvl>
-    <w:lvl w:ilvl="3" w:tentative="1">
-      <w:start w:val="1"/>
-      <w:numFmt w:val="bullet"/>
-      <w:lvlText w:val=""/>
-      <w:lvlJc w:val="left"/>
-      <w:pPr>
-        <w:tabs>
-          <w:tab w:val="num" w:pos="2880"/>
-        </w:tabs>
-        <w:ind w:left="2880" w:hanging="360"/>
-      </w:pPr>
-      <w:rPr>
-        <w:rFonts w:ascii="Wingdings" w:hAnsi="Wingdings" w:hint="default"/>
-        <w:sz w:val="20"/>
-      </w:rPr>
-    </w:lvl>
-    <w:lvl w:ilvl="4" w:tentative="1">
-      <w:start w:val="1"/>
-      <w:numFmt w:val="bullet"/>
-      <w:lvlText w:val=""/>
-      <w:lvlJc w:val="left"/>
-      <w:pPr>
-        <w:tabs>
-          <w:tab w:val="num" w:pos="3600"/>
-        </w:tabs>
-        <w:ind w:left="3600" w:hanging="360"/>
-      </w:pPr>
-      <w:rPr>
-        <w:rFonts w:ascii="Wingdings" w:hAnsi="Wingdings" w:hint="default"/>
-        <w:sz w:val="20"/>
-      </w:rPr>
-    </w:lvl>
-    <w:lvl w:ilvl="5" w:tentative="1">
-      <w:start w:val="1"/>
-      <w:numFmt w:val="bullet"/>
-      <w:lvlText w:val=""/>
-      <w:lvlJc w:val="left"/>
-      <w:pPr>
-        <w:tabs>
-          <w:tab w:val="num" w:pos="4320"/>
-        </w:tabs>
-        <w:ind w:left="4320" w:hanging="360"/>
-      </w:pPr>
-      <w:rPr>
-        <w:rFonts w:ascii="Wingdings" w:hAnsi="Wingdings" w:hint="default"/>
-        <w:sz w:val="20"/>
-      </w:rPr>
-    </w:lvl>
-    <w:lvl w:ilvl="6" w:tentative="1">
-      <w:start w:val="1"/>
-      <w:numFmt w:val="bullet"/>
-      <w:lvlText w:val=""/>
-      <w:lvlJc w:val="left"/>
-      <w:pPr>
-        <w:tabs>
-          <w:tab w:val="num" w:pos="5040"/>
-        </w:tabs>
-        <w:ind w:left="5040" w:hanging="360"/>
-      </w:pPr>
-      <w:rPr>
-        <w:rFonts w:ascii="Wingdings" w:hAnsi="Wingdings" w:hint="default"/>
-        <w:sz w:val="20"/>
-      </w:rPr>
-    </w:lvl>
-    <w:lvl w:ilvl="7" w:tentative="1">
-      <w:start w:val="1"/>
-      <w:numFmt w:val="bullet"/>
-      <w:lvlText w:val=""/>
-      <w:lvlJc w:val="left"/>
-      <w:pPr>
-        <w:tabs>
-          <w:tab w:val="num" w:pos="5760"/>
-        </w:tabs>
-        <w:ind w:left="5760" w:hanging="360"/>
-      </w:pPr>
-      <w:rPr>
-        <w:rFonts w:ascii="Wingdings" w:hAnsi="Wingdings" w:hint="default"/>
-        <w:sz w:val="20"/>
-      </w:rPr>
-    </w:lvl>
-    <w:lvl w:ilvl="8" w:tentative="1">
-      <w:start w:val="1"/>
-      <w:numFmt w:val="bullet"/>
-      <w:lvlText w:val=""/>
-      <w:lvlJc w:val="left"/>
-      <w:pPr>
-        <w:tabs>
-          <w:tab w:val="num" w:pos="6480"/>
-        </w:tabs>
-        <w:ind w:left="6480" w:hanging="360"/>
-      </w:pPr>
-      <w:rPr>
-        <w:rFonts w:ascii="Wingdings" w:hAnsi="Wingdings" w:hint="default"/>
-        <w:sz w:val="20"/>
-      </w:rPr>
-    </w:lvl>
-  </w:abstractNum>
   <w:num w:numId="1" w16cid:durableId="2026667334">
-    <w:abstractNumId w:val="2"/>
+    <w:abstractNumId w:val="1"/>
   </w:num>
   <w:num w:numId="2" w16cid:durableId="1628388890">
-    <w:abstractNumId w:val="1"/>
+    <w:abstractNumId w:val="0"/>
   </w:num>
   <w:num w:numId="3" w16cid:durableId="111899647">
-    <w:abstractNumId w:val="3"/>
-  </w:num>
-  <w:num w:numId="4" w16cid:durableId="216669795">
-    <w:abstractNumId w:val="0"/>
+    <w:abstractNumId w:val="2"/>
   </w:num>
 </w:numbering>
 </file>
@@ -13534,7 +13346,7 @@
     <w:link w:val="Heading1Char"/>
     <w:uiPriority w:val="9"/>
     <w:qFormat/>
-    <w:rsid w:val="00692B00"/>
+    <w:rsid w:val="004A0C4D"/>
     <w:pPr>
       <w:keepNext/>
       <w:keepLines/>
@@ -13556,7 +13368,7 @@
     <w:uiPriority w:val="9"/>
     <w:unhideWhenUsed/>
     <w:qFormat/>
-    <w:rsid w:val="00692B00"/>
+    <w:rsid w:val="004A0C4D"/>
     <w:pPr>
       <w:keepNext/>
       <w:keepLines/>
@@ -13578,7 +13390,7 @@
     <w:uiPriority w:val="9"/>
     <w:unhideWhenUsed/>
     <w:qFormat/>
-    <w:rsid w:val="00692B00"/>
+    <w:rsid w:val="004A0C4D"/>
     <w:pPr>
       <w:keepNext/>
       <w:keepLines/>
@@ -13600,7 +13412,7 @@
     <w:uiPriority w:val="9"/>
     <w:unhideWhenUsed/>
     <w:qFormat/>
-    <w:rsid w:val="00692B00"/>
+    <w:rsid w:val="004A0C4D"/>
     <w:pPr>
       <w:keepNext/>
       <w:keepLines/>
@@ -13623,7 +13435,7 @@
     <w:semiHidden/>
     <w:unhideWhenUsed/>
     <w:qFormat/>
-    <w:rsid w:val="00692B00"/>
+    <w:rsid w:val="004A0C4D"/>
     <w:pPr>
       <w:keepNext/>
       <w:keepLines/>
@@ -13644,7 +13456,7 @@
     <w:semiHidden/>
     <w:unhideWhenUsed/>
     <w:qFormat/>
-    <w:rsid w:val="00692B00"/>
+    <w:rsid w:val="004A0C4D"/>
     <w:pPr>
       <w:keepNext/>
       <w:keepLines/>
@@ -13667,7 +13479,7 @@
     <w:semiHidden/>
     <w:unhideWhenUsed/>
     <w:qFormat/>
-    <w:rsid w:val="00692B00"/>
+    <w:rsid w:val="004A0C4D"/>
     <w:pPr>
       <w:keepNext/>
       <w:keepLines/>
@@ -13688,7 +13500,7 @@
     <w:semiHidden/>
     <w:unhideWhenUsed/>
     <w:qFormat/>
-    <w:rsid w:val="00692B00"/>
+    <w:rsid w:val="004A0C4D"/>
     <w:pPr>
       <w:keepNext/>
       <w:keepLines/>
@@ -13711,7 +13523,7 @@
     <w:semiHidden/>
     <w:unhideWhenUsed/>
     <w:qFormat/>
-    <w:rsid w:val="00692B00"/>
+    <w:rsid w:val="004A0C4D"/>
     <w:pPr>
       <w:keepNext/>
       <w:keepLines/>
@@ -13726,6 +13538,7 @@
   <w:style w:type="character" w:default="1" w:styleId="DefaultParagraphFont">
     <w:name w:val="Default Paragraph Font"/>
     <w:uiPriority w:val="1"/>
+    <w:semiHidden/>
     <w:unhideWhenUsed/>
   </w:style>
   <w:style w:type="table" w:default="1" w:styleId="TableNormal">
@@ -13754,7 +13567,7 @@
     <w:basedOn w:val="DefaultParagraphFont"/>
     <w:link w:val="Heading1"/>
     <w:uiPriority w:val="9"/>
-    <w:rsid w:val="00692B00"/>
+    <w:rsid w:val="004A0C4D"/>
     <w:rPr>
       <w:rFonts w:asciiTheme="majorHAnsi" w:eastAsiaTheme="majorEastAsia" w:hAnsiTheme="majorHAnsi" w:cstheme="majorBidi"/>
       <w:color w:val="2F5496" w:themeColor="accent1" w:themeShade="BF"/>
@@ -13767,7 +13580,7 @@
     <w:basedOn w:val="DefaultParagraphFont"/>
     <w:link w:val="Heading2"/>
     <w:uiPriority w:val="9"/>
-    <w:rsid w:val="00692B00"/>
+    <w:rsid w:val="004A0C4D"/>
     <w:rPr>
       <w:rFonts w:asciiTheme="majorHAnsi" w:eastAsiaTheme="majorEastAsia" w:hAnsiTheme="majorHAnsi" w:cstheme="majorBidi"/>
       <w:color w:val="2F5496" w:themeColor="accent1" w:themeShade="BF"/>
@@ -13780,7 +13593,7 @@
     <w:basedOn w:val="DefaultParagraphFont"/>
     <w:link w:val="Heading3"/>
     <w:uiPriority w:val="9"/>
-    <w:rsid w:val="00692B00"/>
+    <w:rsid w:val="004A0C4D"/>
     <w:rPr>
       <w:rFonts w:eastAsiaTheme="majorEastAsia" w:cstheme="majorBidi"/>
       <w:color w:val="2F5496" w:themeColor="accent1" w:themeShade="BF"/>
@@ -13793,7 +13606,7 @@
     <w:basedOn w:val="DefaultParagraphFont"/>
     <w:link w:val="Heading4"/>
     <w:uiPriority w:val="9"/>
-    <w:rsid w:val="00692B00"/>
+    <w:rsid w:val="004A0C4D"/>
     <w:rPr>
       <w:rFonts w:eastAsiaTheme="majorEastAsia" w:cstheme="majorBidi"/>
       <w:i/>
@@ -13807,7 +13620,7 @@
     <w:link w:val="Heading5"/>
     <w:uiPriority w:val="9"/>
     <w:semiHidden/>
-    <w:rsid w:val="00692B00"/>
+    <w:rsid w:val="004A0C4D"/>
     <w:rPr>
       <w:rFonts w:eastAsiaTheme="majorEastAsia" w:cstheme="majorBidi"/>
       <w:color w:val="2F5496" w:themeColor="accent1" w:themeShade="BF"/>
@@ -13819,7 +13632,7 @@
     <w:link w:val="Heading6"/>
     <w:uiPriority w:val="9"/>
     <w:semiHidden/>
-    <w:rsid w:val="00692B00"/>
+    <w:rsid w:val="004A0C4D"/>
     <w:rPr>
       <w:rFonts w:eastAsiaTheme="majorEastAsia" w:cstheme="majorBidi"/>
       <w:i/>
@@ -13833,7 +13646,7 @@
     <w:link w:val="Heading7"/>
     <w:uiPriority w:val="9"/>
     <w:semiHidden/>
-    <w:rsid w:val="00692B00"/>
+    <w:rsid w:val="004A0C4D"/>
     <w:rPr>
       <w:rFonts w:eastAsiaTheme="majorEastAsia" w:cstheme="majorBidi"/>
       <w:color w:val="595959" w:themeColor="text1" w:themeTint="A6"/>
@@ -13845,7 +13658,7 @@
     <w:link w:val="Heading8"/>
     <w:uiPriority w:val="9"/>
     <w:semiHidden/>
-    <w:rsid w:val="00692B00"/>
+    <w:rsid w:val="004A0C4D"/>
     <w:rPr>
       <w:rFonts w:eastAsiaTheme="majorEastAsia" w:cstheme="majorBidi"/>
       <w:i/>
@@ -13859,7 +13672,7 @@
     <w:link w:val="Heading9"/>
     <w:uiPriority w:val="9"/>
     <w:semiHidden/>
-    <w:rsid w:val="00692B00"/>
+    <w:rsid w:val="004A0C4D"/>
     <w:rPr>
       <w:rFonts w:eastAsiaTheme="majorEastAsia" w:cstheme="majorBidi"/>
       <w:color w:val="272727" w:themeColor="text1" w:themeTint="D8"/>
@@ -13872,7 +13685,7 @@
     <w:link w:val="TitleChar"/>
     <w:uiPriority w:val="10"/>
     <w:qFormat/>
-    <w:rsid w:val="00692B00"/>
+    <w:rsid w:val="004A0C4D"/>
     <w:pPr>
       <w:spacing w:after="80" w:line="240" w:lineRule="auto"/>
       <w:contextualSpacing/>
@@ -13890,7 +13703,7 @@
     <w:basedOn w:val="DefaultParagraphFont"/>
     <w:link w:val="Title"/>
     <w:uiPriority w:val="10"/>
-    <w:rsid w:val="00692B00"/>
+    <w:rsid w:val="004A0C4D"/>
     <w:rPr>
       <w:rFonts w:asciiTheme="majorHAnsi" w:eastAsiaTheme="majorEastAsia" w:hAnsiTheme="majorHAnsi" w:cstheme="majorBidi"/>
       <w:spacing w:val="-10"/>
@@ -13906,7 +13719,7 @@
     <w:link w:val="SubtitleChar"/>
     <w:uiPriority w:val="11"/>
     <w:qFormat/>
-    <w:rsid w:val="00692B00"/>
+    <w:rsid w:val="004A0C4D"/>
     <w:pPr>
       <w:numPr>
         <w:ilvl w:val="1"/>
@@ -13925,7 +13738,7 @@
     <w:basedOn w:val="DefaultParagraphFont"/>
     <w:link w:val="Subtitle"/>
     <w:uiPriority w:val="11"/>
-    <w:rsid w:val="00692B00"/>
+    <w:rsid w:val="004A0C4D"/>
     <w:rPr>
       <w:rFonts w:eastAsiaTheme="majorEastAsia" w:cstheme="majorBidi"/>
       <w:color w:val="595959" w:themeColor="text1" w:themeTint="A6"/>
@@ -13941,7 +13754,7 @@
     <w:link w:val="QuoteChar"/>
     <w:uiPriority w:val="29"/>
     <w:qFormat/>
-    <w:rsid w:val="00692B00"/>
+    <w:rsid w:val="004A0C4D"/>
     <w:pPr>
       <w:spacing w:before="160"/>
       <w:jc w:val="center"/>
@@ -13957,7 +13770,7 @@
     <w:basedOn w:val="DefaultParagraphFont"/>
     <w:link w:val="Quote"/>
     <w:uiPriority w:val="29"/>
-    <w:rsid w:val="00692B00"/>
+    <w:rsid w:val="004A0C4D"/>
     <w:rPr>
       <w:i/>
       <w:iCs/>
@@ -13969,7 +13782,7 @@
     <w:basedOn w:val="Normal"/>
     <w:uiPriority w:val="34"/>
     <w:qFormat/>
-    <w:rsid w:val="00692B00"/>
+    <w:rsid w:val="004A0C4D"/>
     <w:pPr>
       <w:ind w:left="720"/>
       <w:contextualSpacing/>
@@ -13980,7 +13793,7 @@
     <w:basedOn w:val="DefaultParagraphFont"/>
     <w:uiPriority w:val="21"/>
     <w:qFormat/>
-    <w:rsid w:val="00692B00"/>
+    <w:rsid w:val="004A0C4D"/>
     <w:rPr>
       <w:i/>
       <w:iCs/>
@@ -13994,7 +13807,7 @@
     <w:link w:val="IntenseQuoteChar"/>
     <w:uiPriority w:val="30"/>
     <w:qFormat/>
-    <w:rsid w:val="00692B00"/>
+    <w:rsid w:val="004A0C4D"/>
     <w:pPr>
       <w:pBdr>
         <w:top w:val="single" w:sz="4" w:space="10" w:color="2F5496" w:themeColor="accent1" w:themeShade="BF"/>
@@ -14015,7 +13828,7 @@
     <w:basedOn w:val="DefaultParagraphFont"/>
     <w:link w:val="IntenseQuote"/>
     <w:uiPriority w:val="30"/>
-    <w:rsid w:val="00692B00"/>
+    <w:rsid w:val="004A0C4D"/>
     <w:rPr>
       <w:i/>
       <w:iCs/>
@@ -14027,7 +13840,7 @@
     <w:basedOn w:val="DefaultParagraphFont"/>
     <w:uiPriority w:val="32"/>
     <w:qFormat/>
-    <w:rsid w:val="00692B00"/>
+    <w:rsid w:val="004A0C4D"/>
     <w:rPr>
       <w:b/>
       <w:bCs/>
